--- a/McDonalds_Diagnostic_Analysis_Report.docx
+++ b/McDonalds_Diagnostic_Analysis_Report.docx
@@ -90,16 +90,58 @@
       <w:pPr>
         <w:spacing w:after="150"/>
         <w:jc w:val="center"/>
-      </w:pPr>
-      <w:r>
         <w:rPr>
           <w:b/>
           <w:bCs/>
           <w:sz w:val="24"/>
           <w:szCs w:val="24"/>
         </w:rPr>
+      </w:pPr>
+      <w:r>
+        <w:rPr>
+          <w:b/>
+          <w:bCs/>
+          <w:sz w:val="24"/>
+          <w:szCs w:val="24"/>
+        </w:rPr>
         <w:t>Tool: MySQL and Power BI</w:t>
       </w:r>
+    </w:p>
+    <w:p>
+      <w:pPr>
+        <w:spacing w:after="150"/>
+        <w:jc w:val="center"/>
+        <w:rPr>
+          <w:b/>
+          <w:bCs/>
+          <w:sz w:val="24"/>
+          <w:szCs w:val="24"/>
+        </w:rPr>
+      </w:pPr>
+      <w:r>
+        <w:rPr>
+          <w:b/>
+          <w:bCs/>
+          <w:sz w:val="24"/>
+          <w:szCs w:val="24"/>
+        </w:rPr>
+        <w:t xml:space="preserve">Project GitHub Link - </w:t>
+      </w:r>
+      <w:r>
+        <w:rPr>
+          <w:b/>
+          <w:bCs/>
+          <w:sz w:val="24"/>
+          <w:szCs w:val="24"/>
+        </w:rPr>
+        <w:t>https://github.com/sarodesauravi28-ui/Fast-Food-Analysis</w:t>
+      </w:r>
+    </w:p>
+    <w:p>
+      <w:pPr>
+        <w:spacing w:after="150"/>
+        <w:jc w:val="center"/>
+      </w:pPr>
     </w:p>
     <w:p>
       <w:r>
@@ -389,24 +431,14 @@
           <w:sz w:val="26"/>
           <w:szCs w:val="26"/>
         </w:rPr>
-        <w:t>P</w:t>
-      </w:r>
-      <w:r>
-        <w:rPr>
-          <w:b/>
-          <w:bCs/>
+        <w:t>Power BI</w:t>
+      </w:r>
+      <w:r>
+        <w:rPr>
           <w:color w:val="2E74B5"/>
           <w:sz w:val="26"/>
           <w:szCs w:val="26"/>
         </w:rPr>
-        <w:t>ower BI</w:t>
-      </w:r>
-      <w:r>
-        <w:rPr>
-          <w:color w:val="2E74B5"/>
-          <w:sz w:val="26"/>
-          <w:szCs w:val="26"/>
-        </w:rPr>
         <w:t xml:space="preserve"> – Dashboard and chart visualization (restaurant filter set to McDonald's).</w:t>
       </w:r>
     </w:p>
@@ -421,6 +453,9 @@
         <w:jc w:val="center"/>
       </w:pPr>
       <w:r>
+        <w:rPr>
+          <w:noProof/>
+        </w:rPr>
         <w:drawing>
           <wp:inline distT="0" distB="0" distL="0" distR="0" wp14:anchorId="7A5D8EA2" wp14:editId="126907DE">
             <wp:extent cx="6248400" cy="3787775"/>
@@ -496,12 +531,6 @@
         <w:gridCol w:w="1640"/>
       </w:tblGrid>
       <w:tr>
-        <w:tblPrEx>
-          <w:tblCellMar>
-            <w:top w:w="0" w:type="dxa"/>
-            <w:bottom w:w="0" w:type="dxa"/>
-          </w:tblCellMar>
-        </w:tblPrEx>
         <w:tc>
           <w:tcPr>
             <w:tcW w:w="1640" w:type="dxa"/>
@@ -967,6 +996,9 @@
         <w:jc w:val="center"/>
       </w:pPr>
       <w:r>
+        <w:rPr>
+          <w:noProof/>
+        </w:rPr>
         <w:drawing>
           <wp:inline distT="0" distB="0" distL="0" distR="0" wp14:anchorId="335CD1BF" wp14:editId="0AE75C0A">
             <wp:extent cx="3277057" cy="2324424"/>
@@ -1460,10 +1492,7 @@
         <w:spacing w:after="140" w:line="276" w:lineRule="auto"/>
       </w:pPr>
       <w:r>
-        <w:t>Sodium is very high, especially in fried chicken items. The 20-piece</w:t>
-      </w:r>
-      <w:r>
-        <w:t xml:space="preserve"> tenders contain 6,080 mg, more than double the commonly cited daily limit, and 19 of 57 items exceed 1,500 mg. The reasons are breading, sauces, cheese and processed meat, multiplied by large portions.</w:t>
+        <w:t>Sodium is very high, especially in fried chicken items. The 20-piece tenders contain 6,080 mg, more than double the commonly cited daily limit, and 19 of 57 items exceed 1,500 mg. The reasons are breading, sauces, cheese and processed meat, multiplied by large portions.</w:t>
       </w:r>
     </w:p>
     <w:p>
@@ -1709,10 +1738,7 @@
         <w:spacing w:after="140" w:line="276" w:lineRule="auto"/>
       </w:pPr>
       <w:r>
-        <w:t xml:space="preserve">McDonald's menu ranges from a 140-calorie salad to a 2,430-calorie sharing platter. The extremes come from large, fried, breaded portions, while the lightest and most nutritious choices are salads and grilled chicken items. Calories follow fat very closely, and sodium and saturated fat are concentrated in the same heavy items. With clearer labelling and more light options, customers could make healthier choices without losing variety. A limitation of this analysis is the lack of price and sales data, which </w:t>
-      </w:r>
-      <w:r>
-        <w:t>would allow a deeper look at what customers choose.</w:t>
+        <w:t>McDonald's menu ranges from a 140-calorie salad to a 2,430-calorie sharing platter. The extremes come from large, fried, breaded portions, while the lightest and most nutritious choices are salads and grilled chicken items. Calories follow fat very closely, and sodium and saturated fat are concentrated in the same heavy items. With clearer labelling and more light options, customers could make healthier choices without losing variety. A limitation of this analysis is the lack of price and sales data, which would allow a deeper look at what customers choose.</w:t>
       </w:r>
     </w:p>
     <w:sectPr>
